--- a/tests/fixtures/mco3_samples/synthetic-4122305-title-content-mismatch.docx
+++ b/tests/fixtures/mco3_samples/synthetic-4122305-title-content-mismatch.docx
@@ -4,7 +4,7 @@
   <w:body>
     <w:p>
       <w:r>
-        <w:t>รายละเอียดของรายวิชา ระบบฐานข้อมูล</w:t>
+        <w:t>รายละเอียดของรายวิชา 4199999 ระบบเครือข่ายคอมพิวเตอร์</w:t>
       </w:r>
     </w:p>
     <w:p>
